--- a/LabWorks_2026/Лабораторная работа №1.docx
+++ b/LabWorks_2026/Лабораторная работа №1.docx
@@ -37,15 +37,7 @@
         </w:numPr>
       </w:pPr>
       <w:r>
-        <w:t xml:space="preserve">Изучить процесс построения схем алгоритмов согласно ГОСТ </w:t>
-      </w:r>
-      <w:proofErr w:type="gramStart"/>
-      <w:r>
-        <w:t>19.701-90</w:t>
-      </w:r>
-      <w:proofErr w:type="gramEnd"/>
-      <w:r>
-        <w:t>;</w:t>
+        <w:t>Изучить процесс построения схем алгоритмов согласно ГОСТ 19.701-90;</w:t>
       </w:r>
     </w:p>
     <w:p>
@@ -92,50 +84,8 @@
           <w:numId w:val="3"/>
         </w:numPr>
       </w:pPr>
-      <w:proofErr w:type="spellStart"/>
-      <w:r>
-        <w:t>Ашарина</w:t>
-      </w:r>
-      <w:proofErr w:type="spellEnd"/>
-      <w:r>
-        <w:t xml:space="preserve">, И. В. Объектно-ориентированное программирование в   С++: лекции и упражнения. Учебное пособие для вузов. – 2-е изд., </w:t>
-      </w:r>
-      <w:proofErr w:type="spellStart"/>
-      <w:r>
-        <w:t>перераб</w:t>
-      </w:r>
-      <w:proofErr w:type="spellEnd"/>
-      <w:proofErr w:type="gramStart"/>
-      <w:r>
-        <w:t>.</w:t>
-      </w:r>
-      <w:proofErr w:type="gramEnd"/>
-      <w:r>
-        <w:t xml:space="preserve"> и доп. </w:t>
-      </w:r>
-      <w:proofErr w:type="gramStart"/>
-      <w:r>
-        <w:t>Москва :</w:t>
-      </w:r>
-      <w:proofErr w:type="gramEnd"/>
-      <w:r>
-        <w:t xml:space="preserve"> Горячая Линия–Телеком, 2017. – URL: https://ibooks.ru/bookshelf/359752/reading. – Режим доступа: для </w:t>
-      </w:r>
-      <w:proofErr w:type="spellStart"/>
-      <w:r>
-        <w:t>зарегистрир</w:t>
-      </w:r>
-      <w:proofErr w:type="spellEnd"/>
-      <w:r>
-        <w:t xml:space="preserve">. пользователей. – </w:t>
-      </w:r>
-      <w:proofErr w:type="gramStart"/>
-      <w:r>
-        <w:t>Текст :</w:t>
-      </w:r>
-      <w:proofErr w:type="gramEnd"/>
-      <w:r>
-        <w:t xml:space="preserve"> электронный. – с.323-328.</w:t>
+      <w:r>
+        <w:t>Ашарина, И. В. Объектно-ориентированное программирование в   С++: лекции и упражнения. Учебное пособие для вузов. – 2-е изд., перераб. и доп. Москва : Горячая Линия–Телеком, 2017. – URL: https://ibooks.ru/bookshelf/359752/reading. – Режим доступа: для зарегистрир. пользователей. – Текст : электронный. – с.323-328.</w:t>
       </w:r>
     </w:p>
     <w:p>
@@ -227,10 +177,7 @@
         <w:t>Для заданий</w:t>
       </w:r>
       <w:r>
-        <w:t xml:space="preserve"> </w:t>
-      </w:r>
-      <w:r>
-        <w:t>п.5.1-5.3</w:t>
+        <w:t xml:space="preserve"> п.5.1-5.3</w:t>
       </w:r>
       <w:r>
         <w:t xml:space="preserve"> составить таблицу полного тестирования</w:t>
@@ -253,10 +200,7 @@
         </w:numPr>
       </w:pPr>
       <w:r>
-        <w:t>Спроектировать</w:t>
-      </w:r>
-      <w:r>
-        <w:t xml:space="preserve"> </w:t>
+        <w:t xml:space="preserve">Спроектировать </w:t>
       </w:r>
       <w:r>
         <w:t xml:space="preserve">схему алгоритма поиска минимального и максимального значения из чисел </w:t>
@@ -391,19 +335,15 @@
           <w:numId w:val="8"/>
         </w:numPr>
       </w:pPr>
-      <w:proofErr w:type="gramStart"/>
       <w:r>
         <w:t>Если</w:t>
       </w:r>
-      <w:proofErr w:type="gramEnd"/>
       <w:r>
         <w:t xml:space="preserve"> а </w:t>
       </w:r>
-      <w:proofErr w:type="gramStart"/>
       <w:r>
         <w:t>больше</w:t>
       </w:r>
-      <w:proofErr w:type="gramEnd"/>
       <w:r>
         <w:t xml:space="preserve"> чем </w:t>
       </w:r>
@@ -563,13 +503,32 @@
           <w:ilvl w:val="0"/>
           <w:numId w:val="0"/>
         </w:numPr>
+        <w:ind w:left="567"/>
+      </w:pPr>
+      <w:r>
+        <w:lastRenderedPageBreak/>
+        <w:t xml:space="preserve">Дан массив а длинной </w:t>
+      </w:r>
+      <w:r>
+        <w:rPr>
+          <w:lang w:val="en-US"/>
+        </w:rPr>
+        <w:t>N</w:t>
+      </w:r>
+    </w:p>
+    <w:p>
+      <w:pPr>
+        <w:pStyle w:val="2"/>
+        <w:numPr>
+          <w:ilvl w:val="0"/>
+          <w:numId w:val="0"/>
+        </w:numPr>
         <w:jc w:val="center"/>
       </w:pPr>
       <w:r>
         <w:rPr>
           <w:noProof/>
         </w:rPr>
-        <w:lastRenderedPageBreak/>
         <w:drawing>
           <wp:inline distT="0" distB="0" distL="0" distR="0" wp14:anchorId="0D6F150E" wp14:editId="722BE4E9">
             <wp:extent cx="3143250" cy="4467225"/>
@@ -788,7 +747,11 @@
         </w:numPr>
       </w:pPr>
       <w:r>
-        <w:t>Как внести изменения в размещенную на схеме в выбранном графическом редакторе соединительную линию, чтобы добавить или удалить отображение стрелки на концах линии?</w:t>
+        <w:t xml:space="preserve">Как внести изменения в размещенную на схеме в выбранном графическом редакторе соединительную линию, чтобы добавить или удалить </w:t>
+      </w:r>
+      <w:r>
+        <w:lastRenderedPageBreak/>
+        <w:t>отображение стрелки на концах линии?</w:t>
       </w:r>
     </w:p>
     <w:p>
@@ -800,7 +763,6 @@
         </w:numPr>
       </w:pPr>
       <w:r>
-        <w:lastRenderedPageBreak/>
         <w:t>Как изменить размеры фигур в выбранном графическом редакторе?</w:t>
       </w:r>
     </w:p>
